--- a/附件/水下服务器热设计参数与算法交付清单_数据补全.docx
+++ b/附件/水下服务器热设计参数与算法交付清单_数据补全.docx
@@ -12,7 +12,7 @@
     </w:p>
     <w:p>
       <w:r>
-        <w:t>补全依据：题目/C题.pdf、题目/C题附件.pdf、C题数据/ 下已下载并清洗的数据文件。以下只填入文件中可查证的值或由这些值直接计算的结果；文件未给出、需要队伍/建模手确认的项一律标为【待确定】，不编造数值。</w:t>
+        <w:t>补全依据：题目/C题.pdf、题目/C题附件.pdf、C题数据/ 下已下载并清洗的数据文件（2026-08-13 新补充：MIT 海水物性表与源码、香港 2021 逐时潮汐、金属比热容表、HYCOM 2021 海流、国家材料环境腐蚀平台 304/316L/1Cr18Ni9Ti 明细）。以下只填入文件中可查证的值或由这些值直接计算的结果；文件未给出、需要队伍/建模手确认的项一律标为【待确定】，不编造数值。</w:t>
       </w:r>
     </w:p>
     <w:p>
@@ -598,7 +598,7 @@
     </w:p>
     <w:p>
       <w:r>
-        <w:t>本地资料情况：</w:t>
+        <w:t>取值口径：T=20℃、盐度 S=35 g/kg、压力 P=P0=0.101325 MPa，按 MIT SEAWATER v3.1.5 公式计算。</w:t>
       </w:r>
     </w:p>
     <w:tbl>
@@ -608,14 +608,15 @@
         <w:tblLook w:firstColumn="1" w:firstRow="1" w:lastColumn="0" w:lastRow="0" w:noHBand="0" w:noVBand="1" w:val="04A0"/>
       </w:tblPr>
       <w:tblGrid>
-        <w:gridCol w:w="2880"/>
-        <w:gridCol w:w="2880"/>
-        <w:gridCol w:w="2880"/>
+        <w:gridCol w:w="2160"/>
+        <w:gridCol w:w="2160"/>
+        <w:gridCol w:w="2160"/>
+        <w:gridCol w:w="2160"/>
       </w:tblGrid>
       <w:tr>
         <w:tc>
           <w:tcPr>
-            <w:tcW w:type="dxa" w:w="2880"/>
+            <w:tcW w:type="dxa" w:w="2160"/>
           </w:tcPr>
           <w:p>
             <w:r>
@@ -625,21 +626,31 @@
         </w:tc>
         <w:tc>
           <w:tcPr>
-            <w:tcW w:type="dxa" w:w="2880"/>
-          </w:tcPr>
-          <w:p>
-            <w:r>
-              <w:t>本地可查数值</w:t>
-            </w:r>
-          </w:p>
-        </w:tc>
-        <w:tc>
-          <w:tcPr>
-            <w:tcW w:type="dxa" w:w="2880"/>
-          </w:tcPr>
-          <w:p>
-            <w:r>
-              <w:t>状态</w:t>
+            <w:tcW w:type="dxa" w:w="2160"/>
+          </w:tcPr>
+          <w:p>
+            <w:r>
+              <w:t>数值</w:t>
+            </w:r>
+          </w:p>
+        </w:tc>
+        <w:tc>
+          <w:tcPr>
+            <w:tcW w:type="dxa" w:w="2160"/>
+          </w:tcPr>
+          <w:p>
+            <w:r>
+              <w:t>单位</w:t>
+            </w:r>
+          </w:p>
+        </w:tc>
+        <w:tc>
+          <w:tcPr>
+            <w:tcW w:type="dxa" w:w="2160"/>
+          </w:tcPr>
+          <w:p>
+            <w:r>
+              <w:t>来源/说明</w:t>
             </w:r>
           </w:p>
         </w:tc>
@@ -647,7 +658,7 @@
       <w:tr>
         <w:tc>
           <w:tcPr>
-            <w:tcW w:type="dxa" w:w="2880"/>
+            <w:tcW w:type="dxa" w:w="2160"/>
           </w:tcPr>
           <w:p>
             <w:r>
@@ -657,21 +668,31 @@
         </w:tc>
         <w:tc>
           <w:tcPr>
-            <w:tcW w:type="dxa" w:w="2880"/>
-          </w:tcPr>
-          <w:p>
-            <w:r>
-              <w:t>淡水 20℃：998.21 kg/m³（EngineeringToolbox 水物性表）</w:t>
-            </w:r>
-          </w:p>
-        </w:tc>
-        <w:tc>
-          <w:tcPr>
-            <w:tcW w:type="dxa" w:w="2880"/>
-          </w:tcPr>
-          <w:p>
-            <w:r>
-              <w:t>海水值【待确定】</w:t>
+            <w:tcW w:type="dxa" w:w="2160"/>
+          </w:tcPr>
+          <w:p>
+            <w:r>
+              <w:t>1024.93</w:t>
+            </w:r>
+          </w:p>
+        </w:tc>
+        <w:tc>
+          <w:tcPr>
+            <w:tcW w:type="dxa" w:w="2160"/>
+          </w:tcPr>
+          <w:p>
+            <w:r>
+              <w:t>kg/m³</w:t>
+            </w:r>
+          </w:p>
+        </w:tc>
+        <w:tc>
+          <w:tcPr>
+            <w:tcW w:type="dxa" w:w="2160"/>
+          </w:tcPr>
+          <w:p>
+            <w:r>
+              <w:t>MIT SW_Density</w:t>
             </w:r>
           </w:p>
         </w:tc>
@@ -679,7 +700,7 @@
       <w:tr>
         <w:tc>
           <w:tcPr>
-            <w:tcW w:type="dxa" w:w="2880"/>
+            <w:tcW w:type="dxa" w:w="2160"/>
           </w:tcPr>
           <w:p>
             <w:r>
@@ -689,21 +710,31 @@
         </w:tc>
         <w:tc>
           <w:tcPr>
-            <w:tcW w:type="dxa" w:w="2880"/>
-          </w:tcPr>
-          <w:p>
-            <w:r>
-              <w:t>无现成数值</w:t>
-            </w:r>
-          </w:p>
-        </w:tc>
-        <w:tc>
-          <w:tcPr>
-            <w:tcW w:type="dxa" w:w="2880"/>
-          </w:tcPr>
-          <w:p>
-            <w:r>
-              <w:t>【待确定】</w:t>
+            <w:tcW w:type="dxa" w:w="2160"/>
+          </w:tcPr>
+          <w:p>
+            <w:r>
+              <w:t>3998.9</w:t>
+            </w:r>
+          </w:p>
+        </w:tc>
+        <w:tc>
+          <w:tcPr>
+            <w:tcW w:type="dxa" w:w="2160"/>
+          </w:tcPr>
+          <w:p>
+            <w:r>
+              <w:t>J/(kg·K)</w:t>
+            </w:r>
+          </w:p>
+        </w:tc>
+        <w:tc>
+          <w:tcPr>
+            <w:tcW w:type="dxa" w:w="2160"/>
+          </w:tcPr>
+          <w:p>
+            <w:r>
+              <w:t>MIT SW_SpcHeat</w:t>
             </w:r>
           </w:p>
         </w:tc>
@@ -711,7 +742,7 @@
       <w:tr>
         <w:tc>
           <w:tcPr>
-            <w:tcW w:type="dxa" w:w="2880"/>
+            <w:tcW w:type="dxa" w:w="2160"/>
           </w:tcPr>
           <w:p>
             <w:r>
@@ -721,21 +752,31 @@
         </w:tc>
         <w:tc>
           <w:tcPr>
-            <w:tcW w:type="dxa" w:w="2880"/>
-          </w:tcPr>
-          <w:p>
-            <w:r>
-              <w:t>无现成数值</w:t>
-            </w:r>
-          </w:p>
-        </w:tc>
-        <w:tc>
-          <w:tcPr>
-            <w:tcW w:type="dxa" w:w="2880"/>
-          </w:tcPr>
-          <w:p>
-            <w:r>
-              <w:t>【待确定】</w:t>
+            <w:tcW w:type="dxa" w:w="2160"/>
+          </w:tcPr>
+          <w:p>
+            <w:r>
+              <w:t>0.6016</w:t>
+            </w:r>
+          </w:p>
+        </w:tc>
+        <w:tc>
+          <w:tcPr>
+            <w:tcW w:type="dxa" w:w="2160"/>
+          </w:tcPr>
+          <w:p>
+            <w:r>
+              <w:t>W/(m·K)</w:t>
+            </w:r>
+          </w:p>
+        </w:tc>
+        <w:tc>
+          <w:tcPr>
+            <w:tcW w:type="dxa" w:w="2160"/>
+          </w:tcPr>
+          <w:p>
+            <w:r>
+              <w:t>MIT SW_Conductivity</w:t>
             </w:r>
           </w:p>
         </w:tc>
@@ -743,31 +784,41 @@
       <w:tr>
         <w:tc>
           <w:tcPr>
-            <w:tcW w:type="dxa" w:w="2880"/>
-          </w:tcPr>
-          <w:p>
-            <w:r>
-              <w:t>运动粘度 ν</w:t>
-            </w:r>
-          </w:p>
-        </w:tc>
-        <w:tc>
-          <w:tcPr>
-            <w:tcW w:type="dxa" w:w="2880"/>
-          </w:tcPr>
-          <w:p>
-            <w:r>
-              <w:t>无现成数值</w:t>
-            </w:r>
-          </w:p>
-        </w:tc>
-        <w:tc>
-          <w:tcPr>
-            <w:tcW w:type="dxa" w:w="2880"/>
-          </w:tcPr>
-          <w:p>
-            <w:r>
-              <w:t>【待确定】</w:t>
+            <w:tcW w:type="dxa" w:w="2160"/>
+          </w:tcPr>
+          <w:p>
+            <w:r>
+              <w:t>动力粘度 μ</w:t>
+            </w:r>
+          </w:p>
+        </w:tc>
+        <w:tc>
+          <w:tcPr>
+            <w:tcW w:type="dxa" w:w="2160"/>
+          </w:tcPr>
+          <w:p>
+            <w:r>
+              <w:t>0.001077</w:t>
+            </w:r>
+          </w:p>
+        </w:tc>
+        <w:tc>
+          <w:tcPr>
+            <w:tcW w:type="dxa" w:w="2160"/>
+          </w:tcPr>
+          <w:p>
+            <w:r>
+              <w:t>Pa·s</w:t>
+            </w:r>
+          </w:p>
+        </w:tc>
+        <w:tc>
+          <w:tcPr>
+            <w:tcW w:type="dxa" w:w="2160"/>
+          </w:tcPr>
+          <w:p>
+            <w:r>
+              <w:t>MIT SW_Viscosity（供 Pr 校验）</w:t>
             </w:r>
           </w:p>
         </w:tc>
@@ -775,7 +826,49 @@
       <w:tr>
         <w:tc>
           <w:tcPr>
-            <w:tcW w:type="dxa" w:w="2880"/>
+            <w:tcW w:type="dxa" w:w="2160"/>
+          </w:tcPr>
+          <w:p>
+            <w:r>
+              <w:t>运动粘度 ν</w:t>
+            </w:r>
+          </w:p>
+        </w:tc>
+        <w:tc>
+          <w:tcPr>
+            <w:tcW w:type="dxa" w:w="2160"/>
+          </w:tcPr>
+          <w:p>
+            <w:r>
+              <w:t>1.050×10⁻⁶</w:t>
+            </w:r>
+          </w:p>
+        </w:tc>
+        <w:tc>
+          <w:tcPr>
+            <w:tcW w:type="dxa" w:w="2160"/>
+          </w:tcPr>
+          <w:p>
+            <w:r>
+              <w:t>m²/s</w:t>
+            </w:r>
+          </w:p>
+        </w:tc>
+        <w:tc>
+          <w:tcPr>
+            <w:tcW w:type="dxa" w:w="2160"/>
+          </w:tcPr>
+          <w:p>
+            <w:r>
+              <w:t>MIT SW_Kviscosity</w:t>
+            </w:r>
+          </w:p>
+        </w:tc>
+      </w:tr>
+      <w:tr>
+        <w:tc>
+          <w:tcPr>
+            <w:tcW w:type="dxa" w:w="2160"/>
           </w:tcPr>
           <w:p>
             <w:r>
@@ -785,21 +878,31 @@
         </w:tc>
         <w:tc>
           <w:tcPr>
-            <w:tcW w:type="dxa" w:w="2880"/>
-          </w:tcPr>
-          <w:p>
-            <w:r>
-              <w:t>无现成数值</w:t>
-            </w:r>
-          </w:p>
-        </w:tc>
-        <w:tc>
-          <w:tcPr>
-            <w:tcW w:type="dxa" w:w="2880"/>
-          </w:tcPr>
-          <w:p>
-            <w:r>
-              <w:t>【待确定】</w:t>
+            <w:tcW w:type="dxa" w:w="2160"/>
+          </w:tcPr>
+          <w:p>
+            <w:r>
+              <w:t>7.156</w:t>
+            </w:r>
+          </w:p>
+        </w:tc>
+        <w:tc>
+          <w:tcPr>
+            <w:tcW w:type="dxa" w:w="2160"/>
+          </w:tcPr>
+          <w:p>
+            <w:r>
+              <w:t>无量纲</w:t>
+            </w:r>
+          </w:p>
+        </w:tc>
+        <w:tc>
+          <w:tcPr>
+            <w:tcW w:type="dxa" w:w="2160"/>
+          </w:tcPr>
+          <w:p>
+            <w:r>
+              <w:t>MIT SW_Prandtl</w:t>
             </w:r>
           </w:p>
         </w:tc>
@@ -807,7 +910,7 @@
     </w:tbl>
     <w:p>
       <w:r>
-        <w:t>处理建议：热物性数据/MIT_Seawater_Properties.html 提供海水物性函数 SW_Density(T,S,P)、SW_SpcHeat(T,S,P)、SW_Conductivity(T,S)、SW_Kviscosity(T,S)、SW_Prandtl(T,S)，但本地未保存数值表/代码包。需要确定：盐度 S（建议标准海水 35 g/kg，南海实测盐度另查）、压力 P（对应水深），并用 MIT 公式算出 20℃ 数值后再回填本表。</w:t>
+        <w:t>数据文件：C题数据/清洗后数据/海水热物性_MIT_35gkg_clean.csv（0–40℃、5℃ 步长）。若改用南海实测盐度（非 35 g/kg），需用同一公式重算。</w:t>
       </w:r>
     </w:p>
     <w:p>
@@ -2315,14 +2418,400 @@
         <w:t>来源：C题数据/补充材料数据/腐蚀速率/国家材料环境腐蚀平台_腐蚀速率_clean.csv。</w:t>
       </w:r>
     </w:p>
+    <w:tbl>
+      <w:tblPr>
+        <w:tblStyle w:val="TableGrid"/>
+        <w:tblW w:type="auto" w:w="0"/>
+        <w:tblLook w:firstColumn="1" w:firstRow="1" w:lastColumn="0" w:lastRow="0" w:noHBand="0" w:noVBand="1" w:val="04A0"/>
+      </w:tblPr>
+      <w:tblGrid>
+        <w:gridCol w:w="2160"/>
+        <w:gridCol w:w="2160"/>
+        <w:gridCol w:w="2160"/>
+        <w:gridCol w:w="2160"/>
+      </w:tblGrid>
+      <w:tr>
+        <w:tc>
+          <w:tcPr>
+            <w:tcW w:type="dxa" w:w="2160"/>
+          </w:tcPr>
+          <w:p>
+            <w:r>
+              <w:t>材料</w:t>
+            </w:r>
+          </w:p>
+        </w:tc>
+        <w:tc>
+          <w:tcPr>
+            <w:tcW w:type="dxa" w:w="2160"/>
+          </w:tcPr>
+          <w:p>
+            <w:r>
+              <w:t>试验地点/区域</w:t>
+            </w:r>
+          </w:p>
+        </w:tc>
+        <w:tc>
+          <w:tcPr>
+            <w:tcW w:type="dxa" w:w="2160"/>
+          </w:tcPr>
+          <w:p>
+            <w:r>
+              <w:t>周期（月）</w:t>
+            </w:r>
+          </w:p>
+        </w:tc>
+        <w:tc>
+          <w:tcPr>
+            <w:tcW w:type="dxa" w:w="2160"/>
+          </w:tcPr>
+          <w:p>
+            <w:r>
+              <w:t>腐蚀速率 mm/a</w:t>
+            </w:r>
+          </w:p>
+        </w:tc>
+      </w:tr>
+      <w:tr>
+        <w:tc>
+          <w:tcPr>
+            <w:tcW w:type="dxa" w:w="2160"/>
+          </w:tcPr>
+          <w:p>
+            <w:r>
+              <w:t>2Cr13</w:t>
+            </w:r>
+          </w:p>
+        </w:tc>
+        <w:tc>
+          <w:tcPr>
+            <w:tcW w:type="dxa" w:w="2160"/>
+          </w:tcPr>
+          <w:p>
+            <w:r>
+              <w:t>厦门飞溅区 / 榆林潮差区</w:t>
+            </w:r>
+          </w:p>
+        </w:tc>
+        <w:tc>
+          <w:tcPr>
+            <w:tcW w:type="dxa" w:w="2160"/>
+          </w:tcPr>
+          <w:p>
+            <w:r>
+              <w:t>12–96</w:t>
+            </w:r>
+          </w:p>
+        </w:tc>
+        <w:tc>
+          <w:tcPr>
+            <w:tcW w:type="dxa" w:w="2160"/>
+          </w:tcPr>
+          <w:p>
+            <w:r>
+              <w:t>0.0043–0.016</w:t>
+            </w:r>
+          </w:p>
+        </w:tc>
+      </w:tr>
+      <w:tr>
+        <w:tc>
+          <w:tcPr>
+            <w:tcW w:type="dxa" w:w="2160"/>
+          </w:tcPr>
+          <w:p>
+            <w:r>
+              <w:t>304</w:t>
+            </w:r>
+          </w:p>
+        </w:tc>
+        <w:tc>
+          <w:tcPr>
+            <w:tcW w:type="dxa" w:w="2160"/>
+          </w:tcPr>
+          <w:p>
+            <w:r>
+              <w:t>三亚全浸区</w:t>
+            </w:r>
+          </w:p>
+        </w:tc>
+        <w:tc>
+          <w:tcPr>
+            <w:tcW w:type="dxa" w:w="2160"/>
+          </w:tcPr>
+          <w:p>
+            <w:r>
+              <w:t>24</w:t>
+            </w:r>
+          </w:p>
+        </w:tc>
+        <w:tc>
+          <w:tcPr>
+            <w:tcW w:type="dxa" w:w="2160"/>
+          </w:tcPr>
+          <w:p>
+            <w:r>
+              <w:t>0.015764</w:t>
+            </w:r>
+          </w:p>
+        </w:tc>
+      </w:tr>
+      <w:tr>
+        <w:tc>
+          <w:tcPr>
+            <w:tcW w:type="dxa" w:w="2160"/>
+          </w:tcPr>
+          <w:p>
+            <w:r>
+              <w:t>304</w:t>
+            </w:r>
+          </w:p>
+        </w:tc>
+        <w:tc>
+          <w:tcPr>
+            <w:tcW w:type="dxa" w:w="2160"/>
+          </w:tcPr>
+          <w:p>
+            <w:r>
+              <w:t>舟山全浸区</w:t>
+            </w:r>
+          </w:p>
+        </w:tc>
+        <w:tc>
+          <w:tcPr>
+            <w:tcW w:type="dxa" w:w="2160"/>
+          </w:tcPr>
+          <w:p>
+            <w:r>
+              <w:t>24</w:t>
+            </w:r>
+          </w:p>
+        </w:tc>
+        <w:tc>
+          <w:tcPr>
+            <w:tcW w:type="dxa" w:w="2160"/>
+          </w:tcPr>
+          <w:p>
+            <w:r>
+              <w:t>0.012735</w:t>
+            </w:r>
+          </w:p>
+        </w:tc>
+      </w:tr>
+      <w:tr>
+        <w:tc>
+          <w:tcPr>
+            <w:tcW w:type="dxa" w:w="2160"/>
+          </w:tcPr>
+          <w:p>
+            <w:r>
+              <w:t>304</w:t>
+            </w:r>
+          </w:p>
+        </w:tc>
+        <w:tc>
+          <w:tcPr>
+            <w:tcW w:type="dxa" w:w="2160"/>
+          </w:tcPr>
+          <w:p>
+            <w:r>
+              <w:t>青岛全浸区</w:t>
+            </w:r>
+          </w:p>
+        </w:tc>
+        <w:tc>
+          <w:tcPr>
+            <w:tcW w:type="dxa" w:w="2160"/>
+          </w:tcPr>
+          <w:p>
+            <w:r>
+              <w:t>24</w:t>
+            </w:r>
+          </w:p>
+        </w:tc>
+        <w:tc>
+          <w:tcPr>
+            <w:tcW w:type="dxa" w:w="2160"/>
+          </w:tcPr>
+          <w:p>
+            <w:r>
+              <w:t>0.000471</w:t>
+            </w:r>
+          </w:p>
+        </w:tc>
+      </w:tr>
+      <w:tr>
+        <w:tc>
+          <w:tcPr>
+            <w:tcW w:type="dxa" w:w="2160"/>
+          </w:tcPr>
+          <w:p>
+            <w:r>
+              <w:t>316L</w:t>
+            </w:r>
+          </w:p>
+        </w:tc>
+        <w:tc>
+          <w:tcPr>
+            <w:tcW w:type="dxa" w:w="2160"/>
+          </w:tcPr>
+          <w:p>
+            <w:r>
+              <w:t>三亚全浸区</w:t>
+            </w:r>
+          </w:p>
+        </w:tc>
+        <w:tc>
+          <w:tcPr>
+            <w:tcW w:type="dxa" w:w="2160"/>
+          </w:tcPr>
+          <w:p>
+            <w:r>
+              <w:t>24</w:t>
+            </w:r>
+          </w:p>
+        </w:tc>
+        <w:tc>
+          <w:tcPr>
+            <w:tcW w:type="dxa" w:w="2160"/>
+          </w:tcPr>
+          <w:p>
+            <w:r>
+              <w:t>0.004936</w:t>
+            </w:r>
+          </w:p>
+        </w:tc>
+      </w:tr>
+      <w:tr>
+        <w:tc>
+          <w:tcPr>
+            <w:tcW w:type="dxa" w:w="2160"/>
+          </w:tcPr>
+          <w:p>
+            <w:r>
+              <w:t>316L</w:t>
+            </w:r>
+          </w:p>
+        </w:tc>
+        <w:tc>
+          <w:tcPr>
+            <w:tcW w:type="dxa" w:w="2160"/>
+          </w:tcPr>
+          <w:p>
+            <w:r>
+              <w:t>舟山全浸区</w:t>
+            </w:r>
+          </w:p>
+        </w:tc>
+        <w:tc>
+          <w:tcPr>
+            <w:tcW w:type="dxa" w:w="2160"/>
+          </w:tcPr>
+          <w:p>
+            <w:r>
+              <w:t>24</w:t>
+            </w:r>
+          </w:p>
+        </w:tc>
+        <w:tc>
+          <w:tcPr>
+            <w:tcW w:type="dxa" w:w="2160"/>
+          </w:tcPr>
+          <w:p>
+            <w:r>
+              <w:t>0.001368</w:t>
+            </w:r>
+          </w:p>
+        </w:tc>
+      </w:tr>
+      <w:tr>
+        <w:tc>
+          <w:tcPr>
+            <w:tcW w:type="dxa" w:w="2160"/>
+          </w:tcPr>
+          <w:p>
+            <w:r>
+              <w:t>316L</w:t>
+            </w:r>
+          </w:p>
+        </w:tc>
+        <w:tc>
+          <w:tcPr>
+            <w:tcW w:type="dxa" w:w="2160"/>
+          </w:tcPr>
+          <w:p>
+            <w:r>
+              <w:t>青岛全浸区</w:t>
+            </w:r>
+          </w:p>
+        </w:tc>
+        <w:tc>
+          <w:tcPr>
+            <w:tcW w:type="dxa" w:w="2160"/>
+          </w:tcPr>
+          <w:p>
+            <w:r>
+              <w:t>24</w:t>
+            </w:r>
+          </w:p>
+        </w:tc>
+        <w:tc>
+          <w:tcPr>
+            <w:tcW w:type="dxa" w:w="2160"/>
+          </w:tcPr>
+          <w:p>
+            <w:r>
+              <w:t>0.000172</w:t>
+            </w:r>
+          </w:p>
+        </w:tc>
+      </w:tr>
+      <w:tr>
+        <w:tc>
+          <w:tcPr>
+            <w:tcW w:type="dxa" w:w="2160"/>
+          </w:tcPr>
+          <w:p>
+            <w:r>
+              <w:t>1Cr18Ni9Ti（321）</w:t>
+            </w:r>
+          </w:p>
+        </w:tc>
+        <w:tc>
+          <w:tcPr>
+            <w:tcW w:type="dxa" w:w="2160"/>
+          </w:tcPr>
+          <w:p>
+            <w:r>
+              <w:t>青岛全浸区</w:t>
+            </w:r>
+          </w:p>
+        </w:tc>
+        <w:tc>
+          <w:tcPr>
+            <w:tcW w:type="dxa" w:w="2160"/>
+          </w:tcPr>
+          <w:p>
+            <w:r>
+              <w:t>12–96</w:t>
+            </w:r>
+          </w:p>
+        </w:tc>
+        <w:tc>
+          <w:tcPr>
+            <w:tcW w:type="dxa" w:w="2160"/>
+          </w:tcPr>
+          <w:p>
+            <w:r>
+              <w:t>0.0041–0.013</w:t>
+            </w:r>
+          </w:p>
+        </w:tc>
+      </w:tr>
+    </w:tbl>
     <w:p>
       <w:r>
-        <w:t>可查到的唯一数值：2Cr13 不锈钢在厦门飞溅区/榆林潮差区，12–96 个月试验，腐蚀速率 0.0043–0.016 mm/a。</w:t>
-      </w:r>
-    </w:p>
-    <w:p>
-      <w:r>
-        <w:t>【待确定】：304/316L、TC4、Q235、2205 等候选材料的均匀腐蚀速率本地无数值（README 已注明未检索到；Q345 仅有点蚀记录、16Mn/2205/QBe2 无数值、紫铜 T2 为文献图）。问题3 的寿命计算必须补该数据。</w:t>
+        <w:t>【待确定】：郑州/武汉记录出现负值（-0.000035、-0.000030，疑为增重或舍入），不建议用于寿命下限；TC4、Q235、2205、铝合金等仍缺海水均匀腐蚀速率。</w:t>
       </w:r>
     </w:p>
     <w:p>
@@ -2603,7 +3092,7 @@
           </w:tcPr>
           <w:p>
             <w:r>
-              <w:t>107790</w:t>
+              <w:t>107410</w:t>
             </w:r>
           </w:p>
         </w:tc>
@@ -2635,7 +3124,7 @@
           </w:tcPr>
           <w:p>
             <w:r>
-              <w:t>24140</w:t>
+              <w:t>24090</w:t>
             </w:r>
           </w:p>
         </w:tc>
@@ -2667,7 +3156,7 @@
           </w:tcPr>
           <w:p>
             <w:r>
-              <w:t>128620</w:t>
+              <w:t>128000</w:t>
             </w:r>
           </w:p>
         </w:tc>
@@ -2699,7 +3188,7 @@
           </w:tcPr>
           <w:p>
             <w:r>
-              <w:t>426900</w:t>
+              <w:t>425650</w:t>
             </w:r>
           </w:p>
         </w:tc>
@@ -2731,7 +3220,7 @@
           </w:tcPr>
           <w:p>
             <w:r>
-              <w:t>25690</w:t>
+              <w:t>25550</w:t>
             </w:r>
           </w:p>
         </w:tc>
@@ -2763,7 +3252,7 @@
           </w:tcPr>
           <w:p>
             <w:r>
-              <w:t>15960</w:t>
+              <w:t>15925</w:t>
             </w:r>
           </w:p>
         </w:tc>
@@ -2795,7 +3284,7 @@
           </w:tcPr>
           <w:p>
             <w:r>
-              <w:t>3006</w:t>
+              <w:t>3002</w:t>
             </w:r>
           </w:p>
         </w:tc>
@@ -2827,7 +3316,7 @@
           </w:tcPr>
           <w:p>
             <w:r>
-              <w:t>3239</w:t>
+              <w:t>3233</w:t>
             </w:r>
           </w:p>
         </w:tc>
@@ -2859,7 +3348,7 @@
           </w:tcPr>
           <w:p>
             <w:r>
-              <w:t>963.72</w:t>
+              <w:t>952.96</w:t>
             </w:r>
           </w:p>
         </w:tc>
@@ -2891,7 +3380,7 @@
           </w:tcPr>
           <w:p>
             <w:r>
-              <w:t>16104</w:t>
+              <w:t>15823</w:t>
             </w:r>
           </w:p>
         </w:tc>
@@ -2950,6 +3439,289 @@
     <w:p>
       <w:r>
         <w:t>【待确定】：题目未给固定使用年限；建议把使用寿命作为问题3 的优化目标（Y），如需固定基准，由队伍按材料腐蚀余量约定（不得凭空取数）。</w:t>
+      </w:r>
+    </w:p>
+    <w:p>
+      <w:r>
+        <w:t>#### 3.7 材料比热容（问题4 壳体热容用）</w:t>
+      </w:r>
+    </w:p>
+    <w:p>
+      <w:r>
+        <w:t>来源：C题数据/清洗后数据/金属比热容_EngineeringToolbox_clean.csv。</w:t>
+      </w:r>
+    </w:p>
+    <w:tbl>
+      <w:tblPr>
+        <w:tblStyle w:val="TableGrid"/>
+        <w:tblW w:type="auto" w:w="0"/>
+        <w:tblLook w:firstColumn="1" w:firstRow="1" w:lastColumn="0" w:lastRow="0" w:noHBand="0" w:noVBand="1" w:val="04A0"/>
+      </w:tblPr>
+      <w:tblGrid>
+        <w:gridCol w:w="2880"/>
+        <w:gridCol w:w="2880"/>
+        <w:gridCol w:w="2880"/>
+      </w:tblGrid>
+      <w:tr>
+        <w:tc>
+          <w:tcPr>
+            <w:tcW w:type="dxa" w:w="2880"/>
+          </w:tcPr>
+          <w:p>
+            <w:r>
+              <w:t>材料</w:t>
+            </w:r>
+          </w:p>
+        </w:tc>
+        <w:tc>
+          <w:tcPr>
+            <w:tcW w:type="dxa" w:w="2880"/>
+          </w:tcPr>
+          <w:p>
+            <w:r>
+              <w:t>比热容 kJ/(kg·K)</w:t>
+            </w:r>
+          </w:p>
+        </w:tc>
+        <w:tc>
+          <w:tcPr>
+            <w:tcW w:type="dxa" w:w="2880"/>
+          </w:tcPr>
+          <w:p>
+            <w:r>
+              <w:t>比热容 J/(kg·K)</w:t>
+            </w:r>
+          </w:p>
+        </w:tc>
+      </w:tr>
+      <w:tr>
+        <w:tc>
+          <w:tcPr>
+            <w:tcW w:type="dxa" w:w="2880"/>
+          </w:tcPr>
+          <w:p>
+            <w:r>
+              <w:t>Aluminum</w:t>
+            </w:r>
+          </w:p>
+        </w:tc>
+        <w:tc>
+          <w:tcPr>
+            <w:tcW w:type="dxa" w:w="2880"/>
+          </w:tcPr>
+          <w:p>
+            <w:r>
+              <w:t>0.91</w:t>
+            </w:r>
+          </w:p>
+        </w:tc>
+        <w:tc>
+          <w:tcPr>
+            <w:tcW w:type="dxa" w:w="2880"/>
+          </w:tcPr>
+          <w:p>
+            <w:r>
+              <w:t>910</w:t>
+            </w:r>
+          </w:p>
+        </w:tc>
+      </w:tr>
+      <w:tr>
+        <w:tc>
+          <w:tcPr>
+            <w:tcW w:type="dxa" w:w="2880"/>
+          </w:tcPr>
+          <w:p>
+            <w:r>
+              <w:t>Carbon Steel</w:t>
+            </w:r>
+          </w:p>
+        </w:tc>
+        <w:tc>
+          <w:tcPr>
+            <w:tcW w:type="dxa" w:w="2880"/>
+          </w:tcPr>
+          <w:p>
+            <w:r>
+              <w:t>0.49</w:t>
+            </w:r>
+          </w:p>
+        </w:tc>
+        <w:tc>
+          <w:tcPr>
+            <w:tcW w:type="dxa" w:w="2880"/>
+          </w:tcPr>
+          <w:p>
+            <w:r>
+              <w:t>490</w:t>
+            </w:r>
+          </w:p>
+        </w:tc>
+      </w:tr>
+      <w:tr>
+        <w:tc>
+          <w:tcPr>
+            <w:tcW w:type="dxa" w:w="2880"/>
+          </w:tcPr>
+          <w:p>
+            <w:r>
+              <w:t>Cast Iron</w:t>
+            </w:r>
+          </w:p>
+        </w:tc>
+        <w:tc>
+          <w:tcPr>
+            <w:tcW w:type="dxa" w:w="2880"/>
+          </w:tcPr>
+          <w:p>
+            <w:r>
+              <w:t>0.46</w:t>
+            </w:r>
+          </w:p>
+        </w:tc>
+        <w:tc>
+          <w:tcPr>
+            <w:tcW w:type="dxa" w:w="2880"/>
+          </w:tcPr>
+          <w:p>
+            <w:r>
+              <w:t>460</w:t>
+            </w:r>
+          </w:p>
+        </w:tc>
+      </w:tr>
+      <w:tr>
+        <w:tc>
+          <w:tcPr>
+            <w:tcW w:type="dxa" w:w="2880"/>
+          </w:tcPr>
+          <w:p>
+            <w:r>
+              <w:t>Copper</w:t>
+            </w:r>
+          </w:p>
+        </w:tc>
+        <w:tc>
+          <w:tcPr>
+            <w:tcW w:type="dxa" w:w="2880"/>
+          </w:tcPr>
+          <w:p>
+            <w:r>
+              <w:t>0.39</w:t>
+            </w:r>
+          </w:p>
+        </w:tc>
+        <w:tc>
+          <w:tcPr>
+            <w:tcW w:type="dxa" w:w="2880"/>
+          </w:tcPr>
+          <w:p>
+            <w:r>
+              <w:t>390</w:t>
+            </w:r>
+          </w:p>
+        </w:tc>
+      </w:tr>
+      <w:tr>
+        <w:tc>
+          <w:tcPr>
+            <w:tcW w:type="dxa" w:w="2880"/>
+          </w:tcPr>
+          <w:p>
+            <w:r>
+              <w:t>Nickel</w:t>
+            </w:r>
+          </w:p>
+        </w:tc>
+        <w:tc>
+          <w:tcPr>
+            <w:tcW w:type="dxa" w:w="2880"/>
+          </w:tcPr>
+          <w:p>
+            <w:r>
+              <w:t>0.44</w:t>
+            </w:r>
+          </w:p>
+        </w:tc>
+        <w:tc>
+          <w:tcPr>
+            <w:tcW w:type="dxa" w:w="2880"/>
+          </w:tcPr>
+          <w:p>
+            <w:r>
+              <w:t>440</w:t>
+            </w:r>
+          </w:p>
+        </w:tc>
+      </w:tr>
+      <w:tr>
+        <w:tc>
+          <w:tcPr>
+            <w:tcW w:type="dxa" w:w="2880"/>
+          </w:tcPr>
+          <w:p>
+            <w:r>
+              <w:t>Titanium</w:t>
+            </w:r>
+          </w:p>
+        </w:tc>
+        <w:tc>
+          <w:tcPr>
+            <w:tcW w:type="dxa" w:w="2880"/>
+          </w:tcPr>
+          <w:p>
+            <w:r>
+              <w:t>0.54</w:t>
+            </w:r>
+          </w:p>
+        </w:tc>
+        <w:tc>
+          <w:tcPr>
+            <w:tcW w:type="dxa" w:w="2880"/>
+          </w:tcPr>
+          <w:p>
+            <w:r>
+              <w:t>540</w:t>
+            </w:r>
+          </w:p>
+        </w:tc>
+      </w:tr>
+      <w:tr>
+        <w:tc>
+          <w:tcPr>
+            <w:tcW w:type="dxa" w:w="2880"/>
+          </w:tcPr>
+          <w:p>
+            <w:r>
+              <w:t>Wrought Iron</w:t>
+            </w:r>
+          </w:p>
+        </w:tc>
+        <w:tc>
+          <w:tcPr>
+            <w:tcW w:type="dxa" w:w="2880"/>
+          </w:tcPr>
+          <w:p>
+            <w:r>
+              <w:t>0.50</w:t>
+            </w:r>
+          </w:p>
+        </w:tc>
+        <w:tc>
+          <w:tcPr>
+            <w:tcW w:type="dxa" w:w="2880"/>
+          </w:tcPr>
+          <w:p>
+            <w:r>
+              <w:t>500</w:t>
+            </w:r>
+          </w:p>
+        </w:tc>
+      </w:tr>
+    </w:tbl>
+    <w:p>
+      <w:r>
+        <w:t>说明：Engineering Toolbox 表无不锈钢单独条目，工程上可按 Carbon Steel 0.49 近似；铝合金牌号差异对 cp 影响较小。</w:t>
       </w:r>
     </w:p>
     <w:p>
@@ -3769,7 +4541,7 @@
           </w:tcPr>
           <w:p>
             <w:r>
-              <w:t>无</w:t>
+              <w:t>HYCOM GOFS 3.1 2021 年珠海/陵水逐日 0Z（海洋环境数据/HYCOM_GOFS3.1_2021_南海站点海流/，清洗后 清洗后数据/HYCOM_2021_南海站点海流_clean.csv）</w:t>
             </w:r>
           </w:p>
         </w:tc>
@@ -3779,7 +4551,7 @@
           </w:tcPr>
           <w:p>
             <w:r>
-              <w:t>【待确定】：本地无海流速度数据，需 CMEMS 下载或由潮汐推算</w:t>
+              <w:t>已下载；为逐日 0Z 快照（非逐时），逐时插值或 3 小时数据仍需处理</w:t>
             </w:r>
           </w:p>
         </w:tc>
@@ -3801,7 +4573,7 @@
           </w:tcPr>
           <w:p>
             <w:r>
-              <w:t>HKO 赤鱲角东 2026 逐时天文潮（8760 点，-0.05–3.01 m，均值 1.4842 m）</w:t>
+              <w:t>HKO 赤鱲角东 2021 逐时天文潮（8760 点，0.01–2.97 m，均值 1.4546 m），与 2026 版并存</w:t>
             </w:r>
           </w:p>
         </w:tc>
@@ -3811,7 +4583,7 @@
           </w:tcPr>
           <w:p>
             <w:r>
-              <w:t>可查；但为 2026 年香港站点天文潮（不含风暴潮），与南海站点/年份的匹配性【待确定】</w:t>
+              <w:t>2021 年口径已补齐；站点仍为香港，非珠海/陵水，代理合理性【待确定】</w:t>
             </w:r>
           </w:p>
         </w:tc>
@@ -3865,7 +4637,7 @@
           </w:tcPr>
           <w:p>
             <w:r>
-              <w:t>无</w:t>
+              <w:t>金属比热容表（清洗后数据/金属比热容_EngineeringToolbox_clean.csv）</w:t>
             </w:r>
           </w:p>
         </w:tc>
@@ -3875,7 +4647,7 @@
           </w:tcPr>
           <w:p>
             <w:r>
-              <w:t>【待确定】：本地无材料比热容数据</w:t>
+              <w:t>已补齐常用金属 cp；具体材料确定后取值</w:t>
             </w:r>
           </w:p>
         </w:tc>
@@ -3909,17 +4681,17 @@
     </w:p>
     <w:p>
       <w:r>
-        <w:t>1. 20℃ 海水热物性（ρ、cp、k、ν、Pr）数值，以及盐度 S 与压力 P 的取值；建议用 MIT SW_* 函数计算。</w:t>
+        <w:t>1. 盐度 S 口径确认：现按标准海水 35 g/kg 计算；若用南海实测盐度，需用 MIT SW_* 公式重算 20℃ 热物性。</w:t>
       </w:r>
     </w:p>
     <w:p>
       <w:r>
-        <w:t>2. 问题 4 的逐时海水流速（本地完全缺失）。</w:t>
+        <w:t>2. 逐时/3 小时海水流速：现为 HYCOM 2021 逐日 0Z 快照，逐时需插值或另取 CMEMS 3 小时数据。</w:t>
       </w:r>
     </w:p>
     <w:p>
       <w:r>
-        <w:t>3. 潮汐数据的站点/年份口径：珠海/陵水与香港 2026 天文潮如何对应，或另行获取 2021 年目标海域潮汐。</w:t>
+        <w:t>3. 潮汐数据站点口径：已补齐香港赤鱲角东 2021 逐时潮汐，但珠海/陵水目标海域站点仍无公开逐时数据，代理合理性需确认。</w:t>
       </w:r>
     </w:p>
     <w:p>
@@ -3929,7 +4701,7 @@
     </w:p>
     <w:p>
       <w:r>
-        <w:t>5. 候选材料均匀腐蚀速率：316L、TC4、Q235、2205 等（本地仅有 2Cr13）。</w:t>
+        <w:t>5. 候选材料均匀腐蚀速率：304/316L/321 已补；TC4、Q235、2205、铝合金等仍缺。</w:t>
       </w:r>
     </w:p>
     <w:p>
@@ -3949,7 +4721,7 @@
     </w:p>
     <w:p>
       <w:r>
-        <w:t>9. 壳体总质量与壳体比热容（材料、壁厚确定后计算）。</w:t>
+        <w:t>9. 壳体总质量（材料、壁厚确定后计算）；壳体比热容已补常用金属值。</w:t>
       </w:r>
     </w:p>
     <w:p>
@@ -3965,6 +4737,11 @@
     <w:p>
       <w:r>
         <w:t>12. 20℃ 对应具体水深（WOA18 显示陵水 100 m 为 20.25℃，外推或插值需确认）。</w:t>
+      </w:r>
+    </w:p>
+    <w:p>
+      <w:r>
+        <w:t>13. 腐蚀速率负值记录（304 郑州、316L 武汉）需甄别是否采用。</w:t>
       </w:r>
     </w:p>
     <w:p>
@@ -4146,7 +4923,7 @@
           </w:tcPr>
           <w:p>
             <w:r>
-              <w:t>C题数据/清洗后数据/HKO_ChekLapKokE_2026_hourly_tide_clean.csv</w:t>
+              <w:t>C题数据/清洗后数据/HKO_ChekLapKokE_2021_hourly_tide_clean.csv</w:t>
             </w:r>
           </w:p>
         </w:tc>
@@ -4156,7 +4933,7 @@
           </w:tcPr>
           <w:p>
             <w:r>
-              <w:t>逐时潮汐</w:t>
+              <w:t>2021 逐时潮汐（与 2026 版并存）</w:t>
             </w:r>
           </w:p>
         </w:tc>
@@ -4168,7 +4945,7 @@
           </w:tcPr>
           <w:p>
             <w:r>
-              <w:t>C题数据/补充材料数据/安全系数/安全系数_GB-T150.1-2024_clean.csv</w:t>
+              <w:t>C题数据/清洗后数据/HYCOM_2021_南海站点海流_clean.csv</w:t>
             </w:r>
           </w:p>
         </w:tc>
@@ -4178,7 +4955,7 @@
           </w:tcPr>
           <w:p>
             <w:r>
-              <w:t>耐压安全系数</w:t>
+              <w:t>2021 逐日 0Z 海流（珠海/陵水）</w:t>
             </w:r>
           </w:p>
         </w:tc>
@@ -4190,7 +4967,7 @@
           </w:tcPr>
           <w:p>
             <w:r>
-              <w:t>C题数据/补充材料数据/腐蚀速率/国家材料环境腐蚀平台_腐蚀速率_clean.csv</w:t>
+              <w:t>C题数据/清洗后数据/海水热物性_MIT_35gkg_clean.csv</w:t>
             </w:r>
           </w:p>
         </w:tc>
@@ -4200,7 +4977,7 @@
           </w:tcPr>
           <w:p>
             <w:r>
-              <w:t>腐蚀速率</w:t>
+              <w:t>20℃/35g/kg 海水热物性</w:t>
             </w:r>
           </w:p>
         </w:tc>
@@ -4212,7 +4989,7 @@
           </w:tcPr>
           <w:p>
             <w:r>
-              <w:t>C题数据/补充材料数据/价格/上海金属网_期货行情_clean.csv</w:t>
+              <w:t>C题数据/清洗后数据/金属比热容_EngineeringToolbox_clean.csv</w:t>
             </w:r>
           </w:p>
         </w:tc>
@@ -4222,7 +4999,7 @@
           </w:tcPr>
           <w:p>
             <w:r>
-              <w:t>金属价格</w:t>
+              <w:t>常用金属比热容</w:t>
             </w:r>
           </w:p>
         </w:tc>
@@ -4234,7 +5011,7 @@
           </w:tcPr>
           <w:p>
             <w:r>
-              <w:t>C题数据/热物性数据/MIT_Seawater_Properties.html</w:t>
+              <w:t>C题数据/补充材料数据/安全系数/安全系数_GB-T150.1-2024_clean.csv</w:t>
             </w:r>
           </w:p>
         </w:tc>
@@ -4244,7 +5021,95 @@
           </w:tcPr>
           <w:p>
             <w:r>
-              <w:t>海水物性函数清单</w:t>
+              <w:t>耐压安全系数</w:t>
+            </w:r>
+          </w:p>
+        </w:tc>
+      </w:tr>
+      <w:tr>
+        <w:tc>
+          <w:tcPr>
+            <w:tcW w:type="dxa" w:w="4320"/>
+          </w:tcPr>
+          <w:p>
+            <w:r>
+              <w:t>C题数据/补充材料数据/腐蚀速率/国家材料环境腐蚀平台_腐蚀速率_clean.csv</w:t>
+            </w:r>
+          </w:p>
+        </w:tc>
+        <w:tc>
+          <w:tcPr>
+            <w:tcW w:type="dxa" w:w="4320"/>
+          </w:tcPr>
+          <w:p>
+            <w:r>
+              <w:t>腐蚀速率</w:t>
+            </w:r>
+          </w:p>
+        </w:tc>
+      </w:tr>
+      <w:tr>
+        <w:tc>
+          <w:tcPr>
+            <w:tcW w:type="dxa" w:w="4320"/>
+          </w:tcPr>
+          <w:p>
+            <w:r>
+              <w:t>C题数据/补充材料数据/价格/上海金属网_期货行情_clean.csv</w:t>
+            </w:r>
+          </w:p>
+        </w:tc>
+        <w:tc>
+          <w:tcPr>
+            <w:tcW w:type="dxa" w:w="4320"/>
+          </w:tcPr>
+          <w:p>
+            <w:r>
+              <w:t>金属价格</w:t>
+            </w:r>
+          </w:p>
+        </w:tc>
+      </w:tr>
+      <w:tr>
+        <w:tc>
+          <w:tcPr>
+            <w:tcW w:type="dxa" w:w="4320"/>
+          </w:tcPr>
+          <w:p>
+            <w:r>
+              <w:t>C题数据/热物性数据/MIT_Seawater_Property_Tables_r2b_2023c.pdf、SEAWATER_v3.1.5_07Aug24.zip</w:t>
+            </w:r>
+          </w:p>
+        </w:tc>
+        <w:tc>
+          <w:tcPr>
+            <w:tcW w:type="dxa" w:w="4320"/>
+          </w:tcPr>
+          <w:p>
+            <w:r>
+              <w:t>MIT 海水物性表与函数源码</w:t>
+            </w:r>
+          </w:p>
+        </w:tc>
+      </w:tr>
+      <w:tr>
+        <w:tc>
+          <w:tcPr>
+            <w:tcW w:type="dxa" w:w="4320"/>
+          </w:tcPr>
+          <w:p>
+            <w:r>
+              <w:t>C题数据/热物性数据/EngineeringToolbox_SpecificHeat_Metals.html</w:t>
+            </w:r>
+          </w:p>
+        </w:tc>
+        <w:tc>
+          <w:tcPr>
+            <w:tcW w:type="dxa" w:w="4320"/>
+          </w:tcPr>
+          <w:p>
+            <w:r>
+              <w:t>金属比热容原始页</w:t>
             </w:r>
           </w:p>
         </w:tc>
